--- a/video-film-editing/output/07 3.4b Soalan Penilaian Pengetahuan/Core Abilities L1-L3 (format JPK)/SOALAN-CA-13 Z-009-3-2015 CA05 SOALAN PENILAIAN ADMINISTRATIVE SKILL (IT-072).docx
+++ b/video-film-editing/output/07 3.4b Soalan Penilaian Pengetahuan/Core Abilities L1-L3 (format JPK)/SOALAN-CA-13 Z-009-3-2015 CA05 SOALAN PENILAIAN ADMINISTRATIVE SKILL (IT-072).docx
@@ -1222,7 +1222,7 @@
           <w:between w:space="0" w:sz="0" w:val="nil"/>
         </w:pBdr>
         <w:shd w:fill="auto" w:val="clear"/>
-        <w:spacing w:after="0" w:before="0" w:line="240" w:lineRule="auto"/>
+        <w:spacing w:after="120" w:before="0" w:line="276" w:lineRule="auto"/>
         <w:ind w:left="151.2000274658203" w:right="0" w:firstLine="0"/>
         <w:jc w:val="left"/>
         <w:rPr>
@@ -1242,12 +1242,12 @@
       <w:r>
         <w:rPr>
           <w:rFonts w:ascii="Arial" w:cs="Arial" w:eastAsia="Arial" w:hAnsi="Arial"/>
-          <w:b w:val="1"/>
+          <w:b/>
           <w:i w:val="0"/>
           <w:smallCaps w:val="0"/>
           <w:strike w:val="0"/>
           <w:color w:val="000000"/>
-          <w:sz w:val="24"/>
+          <w:sz w:val="22"/>
           <w:szCs w:val="24"/>
           <w:u w:val="none"/>
           <w:shd w:fill="auto" w:val="clear"/>
@@ -1271,7 +1271,7 @@
           <w:between w:space="0" w:sz="0" w:val="nil"/>
         </w:pBdr>
         <w:shd w:fill="auto" w:val="clear"/>
-        <w:spacing w:after="0" w:before="238.3197021484375" w:line="345.1120662689209" w:lineRule="auto"/>
+        <w:spacing w:after="120" w:before="238.3197021484375" w:line="276" w:lineRule="auto"/>
         <w:ind w:left="152.63999938964844" w:right="573.28125" w:firstLine="18.000030517578125"/>
         <w:jc w:val="left"/>
         <w:rPr>
@@ -1296,7 +1296,7 @@
           <w:smallCaps w:val="0"/>
           <w:strike w:val="0"/>
           <w:color w:val="000000"/>
-          <w:sz w:val="24"/>
+          <w:sz w:val="22"/>
           <w:szCs w:val="24"/>
           <w:u w:val="none"/>
           <w:shd w:fill="auto" w:val="clear"/>
@@ -1320,7 +1320,7 @@
           <w:between w:space="0" w:sz="0" w:val="nil"/>
         </w:pBdr>
         <w:shd w:fill="auto" w:val="clear"/>
-        <w:spacing w:after="0" w:before="27.607421875" w:line="345.86108207702637" w:lineRule="auto"/>
+        <w:spacing w:after="120" w:before="27.607421875" w:line="276" w:lineRule="auto"/>
         <w:ind w:left="860.8799743652344" w:right="1016.8011474609375" w:hanging="708.4799957275391"/>
         <w:jc w:val="left"/>
         <w:rPr>
@@ -1345,7 +1345,7 @@
           <w:smallCaps w:val="0"/>
           <w:strike w:val="0"/>
           <w:color w:val="000000"/>
-          <w:sz w:val="24"/>
+          <w:sz w:val="22"/>
           <w:szCs w:val="24"/>
           <w:u w:val="none"/>
           <w:shd w:fill="auto" w:val="clear"/>
@@ -1369,7 +1369,7 @@
           <w:between w:space="0" w:sz="0" w:val="nil"/>
         </w:pBdr>
         <w:shd w:fill="auto" w:val="clear"/>
-        <w:spacing w:after="0" w:before="26.859130859375" w:line="240" w:lineRule="auto"/>
+        <w:spacing w:after="120" w:before="26.859130859375" w:line="276" w:lineRule="auto"/>
         <w:ind w:left="154.07997131347656" w:right="0" w:firstLine="0"/>
         <w:jc w:val="left"/>
         <w:rPr>
@@ -1394,7 +1394,7 @@
           <w:smallCaps w:val="0"/>
           <w:strike w:val="0"/>
           <w:color w:val="000000"/>
-          <w:sz w:val="24"/>
+          <w:sz w:val="22"/>
           <w:szCs w:val="24"/>
           <w:u w:val="none"/>
           <w:shd w:fill="auto" w:val="clear"/>
@@ -1418,7 +1418,7 @@
           <w:between w:space="0" w:sz="0" w:val="nil"/>
         </w:pBdr>
         <w:shd w:fill="auto" w:val="clear"/>
-        <w:spacing w:after="0" w:before="135.11993408203125" w:line="240" w:lineRule="auto"/>
+        <w:spacing w:after="120" w:before="135.11993408203125" w:line="276" w:lineRule="auto"/>
         <w:ind w:left="155.52001953125" w:right="0" w:firstLine="0"/>
         <w:jc w:val="left"/>
         <w:rPr>
@@ -1443,7 +1443,7 @@
           <w:smallCaps w:val="0"/>
           <w:strike w:val="0"/>
           <w:color w:val="000000"/>
-          <w:sz w:val="24"/>
+          <w:sz w:val="22"/>
           <w:szCs w:val="24"/>
           <w:u w:val="none"/>
           <w:shd w:fill="auto" w:val="clear"/>
@@ -1467,9 +1467,9 @@
           <w:between w:space="0" w:sz="0" w:val="nil"/>
         </w:pBdr>
         <w:shd w:fill="auto" w:val="clear"/>
-        <w:spacing w:after="0" w:before="651.1199951171875" w:line="240" w:lineRule="auto"/>
+        <w:spacing w:after="120" w:before="651.1199951171875" w:line="276" w:lineRule="auto"/>
         <w:ind w:left="0" w:right="624.44091796875" w:firstLine="0"/>
-        <w:jc w:val="right"/>
+        <w:jc w:val="left"/>
         <w:rPr>
           <w:rFonts w:ascii="Arial" w:cs="Arial" w:eastAsia="Arial" w:hAnsi="Arial"/>
           <w:b w:val="1"/>
@@ -1485,877 +1485,1645 @@
         </w:rPr>
       </w:pPr>
       <w:r>
-        <w:t>KERTAS PENILAIAN INI MENGANDUNGI ...5.... MUKA SURAT BERCETAK</w:t>
-      </w:r>
-    </w:p>
-    <w:p>
-      <w:r>
-        <w:rPr>
-          <w:b w:val="0"/>
+        <w:rPr>
+          <w:rFonts w:ascii="Arial" w:hAnsi="Arial" w:cs="Arial"/>
+          <w:color w:val="000000"/>
+          <w:sz w:val="22"/>
+        </w:rPr>
+        <w:t>KERTAS PENILAIAN INI MENGANDUNGI ...06.... MUKA SURAT BERCETAK</w:t>
+      </w:r>
+    </w:p>
+    <w:p>
+      <w:pPr>
+        <w:spacing w:line="276" w:lineRule="auto" w:after="120"/>
+        <w:jc w:val="left"/>
+      </w:pPr>
+      <w:r>
+        <w:rPr>
+          <w:rFonts w:ascii="Arial" w:hAnsi="Arial" w:cs="Arial"/>
+          <w:b w:val="0"/>
+          <w:color w:val="000000"/>
+          <w:sz w:val="22"/>
         </w:rPr>
         <w:t>1. Apakah definisi aset yang betul mengikut Rangka Kerja IASB?</w:t>
       </w:r>
     </w:p>
     <w:p>
-      <w:r>
-        <w:rPr>
-          <w:b w:val="0"/>
+      <w:pPr>
+        <w:spacing w:line="276" w:lineRule="auto" w:after="120"/>
+        <w:jc w:val="left"/>
+      </w:pPr>
+      <w:r>
+        <w:rPr>
+          <w:rFonts w:ascii="Arial" w:hAnsi="Arial" w:cs="Arial"/>
+          <w:b w:val="0"/>
+          <w:color w:val="000000"/>
+          <w:sz w:val="22"/>
         </w:rPr>
         <w:t>A. Aset ialah sumber yang dikawal oleh entiti hasil peristiwa lampau dan akan memberi manfaat ekonomi masa depan kepada entiti.</w:t>
       </w:r>
     </w:p>
     <w:p>
-      <w:r>
-        <w:rPr>
-          <w:b w:val="0"/>
+      <w:pPr>
+        <w:spacing w:line="276" w:lineRule="auto" w:after="120"/>
+        <w:jc w:val="left"/>
+      </w:pPr>
+      <w:r>
+        <w:rPr>
+          <w:rFonts w:ascii="Arial" w:hAnsi="Arial" w:cs="Arial"/>
+          <w:b w:val="0"/>
+          <w:color w:val="000000"/>
+          <w:sz w:val="22"/>
         </w:rPr>
         <w:t>B. Aset ialah program yang dikawal oleh entiti hasil peristiwa lampau dan akan memberi manfaat ekonomi masa depan kepada entiti.</w:t>
       </w:r>
     </w:p>
     <w:p>
-      <w:r>
-        <w:rPr>
-          <w:b w:val="0"/>
+      <w:pPr>
+        <w:spacing w:line="276" w:lineRule="auto" w:after="120"/>
+        <w:jc w:val="left"/>
+      </w:pPr>
+      <w:r>
+        <w:rPr>
+          <w:rFonts w:ascii="Arial" w:hAnsi="Arial" w:cs="Arial"/>
+          <w:b w:val="0"/>
+          <w:color w:val="000000"/>
+          <w:sz w:val="22"/>
         </w:rPr>
         <w:t>C. Aset ialah pengurusan yang dikawal oleh entiti hasil peristiwa lampau dan akan memberi manfaat ekonomi masa depan kepada entiti.</w:t>
       </w:r>
     </w:p>
     <w:p>
-      <w:r>
-        <w:rPr>
-          <w:b w:val="0"/>
+      <w:pPr>
+        <w:spacing w:line="276" w:lineRule="auto" w:after="120"/>
+        <w:jc w:val="left"/>
+      </w:pPr>
+      <w:r>
+        <w:rPr>
+          <w:rFonts w:ascii="Arial" w:hAnsi="Arial" w:cs="Arial"/>
+          <w:b w:val="0"/>
+          <w:color w:val="000000"/>
+          <w:sz w:val="22"/>
         </w:rPr>
         <w:t>D. Aset ialah perancangan yang dikawal oleh entiti hasil peristiwa lampau dan akan memberi manfaat ekonomi masa depan kepada entiti.</w:t>
       </w:r>
     </w:p>
     <w:p>
-      <w:r>
-        <w:rPr>
-          <w:b w:val="0"/>
+      <w:pPr>
+        <w:spacing w:line="276" w:lineRule="auto" w:after="120"/>
+        <w:jc w:val="left"/>
+      </w:pPr>
+      <w:r>
+        <w:rPr>
+          <w:rFonts w:ascii="Arial" w:hAnsi="Arial" w:cs="Arial"/>
+          <w:b w:val="0"/>
+          <w:color w:val="000000"/>
+          <w:sz w:val="22"/>
         </w:rPr>
         <w:t>2. Sebuah studio penyuntingan video mengklasifikasikan stesen editan (edit workstation) dan storan berpusatnya sebagai aset jenis apakah?</w:t>
       </w:r>
     </w:p>
     <w:p>
-      <w:r>
-        <w:rPr>
-          <w:b w:val="0"/>
+      <w:pPr>
+        <w:spacing w:line="276" w:lineRule="auto" w:after="120"/>
+        <w:jc w:val="left"/>
+      </w:pPr>
+      <w:r>
+        <w:rPr>
+          <w:rFonts w:ascii="Arial" w:hAnsi="Arial" w:cs="Arial"/>
+          <w:b w:val="0"/>
+          <w:color w:val="000000"/>
+          <w:sz w:val="22"/>
         </w:rPr>
         <w:t>A. Aset Semasa</w:t>
       </w:r>
     </w:p>
     <w:p>
-      <w:r>
-        <w:rPr>
-          <w:b w:val="0"/>
+      <w:pPr>
+        <w:spacing w:line="276" w:lineRule="auto" w:after="120"/>
+        <w:jc w:val="left"/>
+      </w:pPr>
+      <w:r>
+        <w:rPr>
+          <w:rFonts w:ascii="Arial" w:hAnsi="Arial" w:cs="Arial"/>
+          <w:b w:val="0"/>
+          <w:color w:val="000000"/>
+          <w:sz w:val="22"/>
         </w:rPr>
         <w:t>B. Aset Bukan Semasa</w:t>
       </w:r>
     </w:p>
     <w:p>
-      <w:r>
-        <w:rPr>
-          <w:b w:val="0"/>
+      <w:pPr>
+        <w:spacing w:line="276" w:lineRule="auto" w:after="120"/>
+        <w:jc w:val="left"/>
+      </w:pPr>
+      <w:r>
+        <w:rPr>
+          <w:rFonts w:ascii="Arial" w:hAnsi="Arial" w:cs="Arial"/>
+          <w:b w:val="0"/>
+          <w:color w:val="000000"/>
+          <w:sz w:val="22"/>
         </w:rPr>
         <w:t>C. Aset Peralatan Sementara</w:t>
       </w:r>
     </w:p>
     <w:p>
-      <w:r>
-        <w:rPr>
-          <w:b w:val="0"/>
+      <w:pPr>
+        <w:spacing w:line="276" w:lineRule="auto" w:after="120"/>
+        <w:jc w:val="left"/>
+      </w:pPr>
+      <w:r>
+        <w:rPr>
+          <w:rFonts w:ascii="Arial" w:hAnsi="Arial" w:cs="Arial"/>
+          <w:b w:val="0"/>
+          <w:color w:val="000000"/>
+          <w:sz w:val="22"/>
         </w:rPr>
         <w:t>D. Aset Belum Terima</w:t>
       </w:r>
     </w:p>
     <w:p>
-      <w:r>
-        <w:rPr>
-          <w:b w:val="0"/>
+      <w:pPr>
+        <w:spacing w:line="276" w:lineRule="auto" w:after="120"/>
+        <w:jc w:val="left"/>
+      </w:pPr>
+      <w:r>
+        <w:rPr>
+          <w:rFonts w:ascii="Arial" w:hAnsi="Arial" w:cs="Arial"/>
+          <w:b w:val="0"/>
+          <w:color w:val="000000"/>
+          <w:sz w:val="22"/>
         </w:rPr>
         <w:t>3. Yang manakah antara berikut adalah manfaat integrasi berjaya fungsi sumber manusia dengan proses penggerakan strategik studio?</w:t>
       </w:r>
     </w:p>
     <w:p>
-      <w:r>
-        <w:rPr>
-          <w:b w:val="0"/>
+      <w:pPr>
+        <w:spacing w:line="276" w:lineRule="auto" w:after="120"/>
+        <w:jc w:val="left"/>
+      </w:pPr>
+      <w:r>
+        <w:rPr>
+          <w:rFonts w:ascii="Arial" w:hAnsi="Arial" w:cs="Arial"/>
+          <w:b w:val="0"/>
+          <w:color w:val="000000"/>
+          <w:sz w:val="22"/>
         </w:rPr>
         <w:t>A. Mengurangkan kos operasi dan meningkatkan kepuasan pelanggan</w:t>
       </w:r>
     </w:p>
     <w:p>
-      <w:r>
-        <w:rPr>
-          <w:b w:val="0"/>
+      <w:pPr>
+        <w:spacing w:line="276" w:lineRule="auto" w:after="120"/>
+        <w:jc w:val="left"/>
+      </w:pPr>
+      <w:r>
+        <w:rPr>
+          <w:rFonts w:ascii="Arial" w:hAnsi="Arial" w:cs="Arial"/>
+          <w:b w:val="0"/>
+          <w:color w:val="000000"/>
+          <w:sz w:val="22"/>
         </w:rPr>
         <w:t>B. Meningkatkan kos operasi dan mengurangkan nilai pemegang saham</w:t>
       </w:r>
     </w:p>
     <w:p>
-      <w:r>
-        <w:rPr>
-          <w:b w:val="0"/>
+      <w:pPr>
+        <w:spacing w:line="276" w:lineRule="auto" w:after="120"/>
+        <w:jc w:val="left"/>
+      </w:pPr>
+      <w:r>
+        <w:rPr>
+          <w:rFonts w:ascii="Arial" w:hAnsi="Arial" w:cs="Arial"/>
+          <w:b w:val="0"/>
+          <w:color w:val="000000"/>
+          <w:sz w:val="22"/>
         </w:rPr>
         <w:t>C. Mengurangkan kerjasama antara jabatan produksi</w:t>
       </w:r>
     </w:p>
     <w:p>
-      <w:r>
-        <w:rPr>
-          <w:b w:val="0"/>
+      <w:pPr>
+        <w:spacing w:line="276" w:lineRule="auto" w:after="120"/>
+        <w:jc w:val="left"/>
+      </w:pPr>
+      <w:r>
+        <w:rPr>
+          <w:rFonts w:ascii="Arial" w:hAnsi="Arial" w:cs="Arial"/>
+          <w:b w:val="0"/>
+          <w:color w:val="000000"/>
+          <w:sz w:val="22"/>
         </w:rPr>
         <w:t>D. Menggalakkan pembaziran usaha pada projek di luar pelan strategik</w:t>
       </w:r>
     </w:p>
     <w:p>
-      <w:r>
-        <w:rPr>
-          <w:b w:val="0"/>
+      <w:pPr>
+        <w:spacing w:line="276" w:lineRule="auto" w:after="120"/>
+        <w:jc w:val="left"/>
+      </w:pPr>
+      <w:r>
+        <w:rPr>
+          <w:rFonts w:ascii="Arial" w:hAnsi="Arial" w:cs="Arial"/>
+          <w:b w:val="0"/>
+          <w:color w:val="000000"/>
+          <w:sz w:val="22"/>
         </w:rPr>
         <w:t>4. Semasa merancang jadual pasca-pengeluaran (post-production schedule) satu projek video korporat, Ketua Editor perlu "menugaskan orang kepada semua peranan kerja" sebagai langkah persediaan pelaksanaan kerja. Apakah maksud langkah ini?</w:t>
       </w:r>
     </w:p>
     <w:p>
-      <w:r>
-        <w:rPr>
-          <w:b w:val="0"/>
+      <w:pPr>
+        <w:spacing w:line="276" w:lineRule="auto" w:after="120"/>
+        <w:jc w:val="left"/>
+      </w:pPr>
+      <w:r>
+        <w:rPr>
+          <w:rFonts w:ascii="Arial" w:hAnsi="Arial" w:cs="Arial"/>
+          <w:b w:val="0"/>
+          <w:color w:val="000000"/>
+          <w:sz w:val="22"/>
         </w:rPr>
         <w:t>A. Mengumumkan projek kepada seluruh syarikat</w:t>
       </w:r>
     </w:p>
     <w:p>
-      <w:r>
-        <w:rPr>
-          <w:b w:val="0"/>
+      <w:pPr>
+        <w:spacing w:line="276" w:lineRule="auto" w:after="120"/>
+        <w:jc w:val="left"/>
+      </w:pPr>
+      <w:r>
+        <w:rPr>
+          <w:rFonts w:ascii="Arial" w:hAnsi="Arial" w:cs="Arial"/>
+          <w:b w:val="0"/>
+          <w:color w:val="000000"/>
+          <w:sz w:val="22"/>
         </w:rPr>
         <w:t>B. Mengesahkan individu yang akan melaksanakan kerja dan berunding dengan mereka serta pengurus mereka</w:t>
       </w:r>
     </w:p>
     <w:p>
-      <w:r>
-        <w:rPr>
-          <w:b w:val="0"/>
+      <w:pPr>
+        <w:spacing w:line="276" w:lineRule="auto" w:after="120"/>
+        <w:jc w:val="left"/>
+      </w:pPr>
+      <w:r>
+        <w:rPr>
+          <w:rFonts w:ascii="Arial" w:hAnsi="Arial" w:cs="Arial"/>
+          <w:b w:val="0"/>
+          <w:color w:val="000000"/>
+          <w:sz w:val="22"/>
         </w:rPr>
         <w:t>C. Menyediakan sistem penjejakan kemajuan projek</w:t>
       </w:r>
     </w:p>
     <w:p>
-      <w:r>
-        <w:rPr>
-          <w:b w:val="0"/>
+      <w:pPr>
+        <w:spacing w:line="276" w:lineRule="auto" w:after="120"/>
+        <w:jc w:val="left"/>
+      </w:pPr>
+      <w:r>
+        <w:rPr>
+          <w:rFonts w:ascii="Arial" w:hAnsi="Arial" w:cs="Arial"/>
+          <w:b w:val="0"/>
+          <w:color w:val="000000"/>
+          <w:sz w:val="22"/>
         </w:rPr>
         <w:t>D. Menerangkan tugas kepada pengurusan atasan sahaja</w:t>
       </w:r>
     </w:p>
     <w:p>
-      <w:r>
-        <w:rPr>
-          <w:b w:val="0"/>
+      <w:pPr>
+        <w:spacing w:line="276" w:lineRule="auto" w:after="120"/>
+        <w:jc w:val="left"/>
+      </w:pPr>
+      <w:r>
+        <w:rPr>
+          <w:rFonts w:ascii="Arial" w:hAnsi="Arial" w:cs="Arial"/>
+          <w:b w:val="0"/>
+          <w:color w:val="000000"/>
+          <w:sz w:val="22"/>
         </w:rPr>
         <w:t>5. Yang manakah antara berikut TIDAK termasuk dalam tiga keputusan pelaksanaan kerja yang berkesan bagi seorang pemimpin pasukan editan?</w:t>
       </w:r>
     </w:p>
     <w:p>
-      <w:r>
-        <w:rPr>
-          <w:b w:val="0"/>
+      <w:pPr>
+        <w:spacing w:line="276" w:lineRule="auto" w:after="120"/>
+        <w:jc w:val="left"/>
+      </w:pPr>
+      <w:r>
+        <w:rPr>
+          <w:rFonts w:ascii="Arial" w:hAnsi="Arial" w:cs="Arial"/>
+          <w:b w:val="0"/>
+          <w:color w:val="000000"/>
+          <w:sz w:val="22"/>
         </w:rPr>
         <w:t>A. Mengetahui hasil akhir kerja</w:t>
       </w:r>
     </w:p>
     <w:p>
-      <w:r>
-        <w:rPr>
-          <w:b w:val="0"/>
+      <w:pPr>
+        <w:spacing w:line="276" w:lineRule="auto" w:after="120"/>
+        <w:jc w:val="left"/>
+      </w:pPr>
+      <w:r>
+        <w:rPr>
+          <w:rFonts w:ascii="Arial" w:hAnsi="Arial" w:cs="Arial"/>
+          <w:b w:val="0"/>
+          <w:color w:val="000000"/>
+          <w:sz w:val="22"/>
         </w:rPr>
         <w:t>B. Mengetahui pihak utama yang terlibat</w:t>
       </w:r>
     </w:p>
     <w:p>
-      <w:r>
-        <w:rPr>
-          <w:b w:val="0"/>
+      <w:pPr>
+        <w:spacing w:line="276" w:lineRule="auto" w:after="120"/>
+        <w:jc w:val="left"/>
+      </w:pPr>
+      <w:r>
+        <w:rPr>
+          <w:rFonts w:ascii="Arial" w:hAnsi="Arial" w:cs="Arial"/>
+          <w:b w:val="0"/>
+          <w:color w:val="000000"/>
+          <w:sz w:val="22"/>
         </w:rPr>
         <w:t>C. Menetapkan garis masa langkah tindakan</w:t>
       </w:r>
     </w:p>
     <w:p>
-      <w:r>
-        <w:rPr>
-          <w:b w:val="0"/>
+      <w:pPr>
+        <w:spacing w:line="276" w:lineRule="auto" w:after="120"/>
+        <w:jc w:val="left"/>
+      </w:pPr>
+      <w:r>
+        <w:rPr>
+          <w:rFonts w:ascii="Arial" w:hAnsi="Arial" w:cs="Arial"/>
+          <w:b w:val="0"/>
+          <w:color w:val="000000"/>
+          <w:sz w:val="22"/>
         </w:rPr>
         <w:t>D. Memberi dan menerangkan tugas khusus kepada pengurusan atasan sahaja</w:t>
       </w:r>
     </w:p>
     <w:p>
-      <w:r>
-        <w:rPr>
-          <w:b w:val="0"/>
+      <w:pPr>
+        <w:spacing w:line="276" w:lineRule="auto" w:after="120"/>
+        <w:jc w:val="left"/>
+      </w:pPr>
+      <w:r>
+        <w:rPr>
+          <w:rFonts w:ascii="Arial" w:hAnsi="Arial" w:cs="Arial"/>
+          <w:b w:val="0"/>
+          <w:color w:val="000000"/>
+          <w:sz w:val="22"/>
         </w:rPr>
         <w:t>6. Seorang Producer memantau pelan komunikasi, pelan risiko dan pelan perolehan sepanjang Fasa Pelaksanaan sesuatu projek video. Ini adalah amalan bagi memenuhi keperluan yang dinyatakan dalam bahagian manakah dalam KP 5.1?</w:t>
       </w:r>
     </w:p>
     <w:p>
-      <w:r>
-        <w:rPr>
-          <w:b w:val="0"/>
+      <w:pPr>
+        <w:spacing w:line="276" w:lineRule="auto" w:after="120"/>
+        <w:jc w:val="left"/>
+      </w:pPr>
+      <w:r>
+        <w:rPr>
+          <w:rFonts w:ascii="Arial" w:hAnsi="Arial" w:cs="Arial"/>
+          <w:b w:val="0"/>
+          <w:color w:val="000000"/>
+          <w:sz w:val="22"/>
         </w:rPr>
         <w:t>A. Klasifikasi Aset</w:t>
       </w:r>
     </w:p>
     <w:p>
-      <w:r>
-        <w:rPr>
-          <w:b w:val="0"/>
+      <w:pPr>
+        <w:spacing w:line="276" w:lineRule="auto" w:after="120"/>
+        <w:jc w:val="left"/>
+      </w:pPr>
+      <w:r>
+        <w:rPr>
+          <w:rFonts w:ascii="Arial" w:hAnsi="Arial" w:cs="Arial"/>
+          <w:b w:val="0"/>
+          <w:color w:val="000000"/>
+          <w:sz w:val="22"/>
         </w:rPr>
         <w:t>B. Work Plan Execution (Pelaksanaan Pelan Kerja)</w:t>
       </w:r>
     </w:p>
     <w:p>
-      <w:r>
-        <w:rPr>
-          <w:b w:val="0"/>
+      <w:pPr>
+        <w:spacing w:line="276" w:lineRule="auto" w:after="120"/>
+        <w:jc w:val="left"/>
+      </w:pPr>
+      <w:r>
+        <w:rPr>
+          <w:rFonts w:ascii="Arial" w:hAnsi="Arial" w:cs="Arial"/>
+          <w:b w:val="0"/>
+          <w:color w:val="000000"/>
+          <w:sz w:val="22"/>
         </w:rPr>
         <w:t>C. Job Analysis</w:t>
       </w:r>
     </w:p>
     <w:p>
-      <w:r>
-        <w:rPr>
-          <w:b w:val="0"/>
+      <w:pPr>
+        <w:spacing w:line="276" w:lineRule="auto" w:after="120"/>
+        <w:jc w:val="left"/>
+      </w:pPr>
+      <w:r>
+        <w:rPr>
+          <w:rFonts w:ascii="Arial" w:hAnsi="Arial" w:cs="Arial"/>
+          <w:b w:val="0"/>
+          <w:color w:val="000000"/>
+          <w:sz w:val="22"/>
         </w:rPr>
         <w:t>D. Training Needs Analysis</w:t>
       </w:r>
     </w:p>
     <w:p>
-      <w:r>
-        <w:rPr>
-          <w:b w:val="0"/>
+      <w:pPr>
+        <w:spacing w:line="276" w:lineRule="auto" w:after="120"/>
+        <w:jc w:val="left"/>
+      </w:pPr>
+      <w:r>
+        <w:rPr>
+          <w:rFonts w:ascii="Arial" w:hAnsi="Arial" w:cs="Arial"/>
+          <w:b w:val="0"/>
+          <w:color w:val="000000"/>
+          <w:sz w:val="22"/>
         </w:rPr>
         <w:t>7. Sebuah agensi kreatif menerima brief daripada klien korporat untuk video promosi. Sebelum memulakan editan, Producer perlu memastikan gaya editan sepadan dengan objektif jenama klien. Ini adalah amalan bagi memenuhi keperluan apa?</w:t>
       </w:r>
     </w:p>
     <w:p>
-      <w:r>
-        <w:rPr>
-          <w:b w:val="0"/>
+      <w:pPr>
+        <w:spacing w:line="276" w:lineRule="auto" w:after="120"/>
+        <w:jc w:val="left"/>
+      </w:pPr>
+      <w:r>
+        <w:rPr>
+          <w:rFonts w:ascii="Arial" w:hAnsi="Arial" w:cs="Arial"/>
+          <w:b w:val="0"/>
+          <w:color w:val="000000"/>
+          <w:sz w:val="22"/>
         </w:rPr>
         <w:t>A. Kuasa Membeli (Buying Power)</w:t>
       </w:r>
     </w:p>
     <w:p>
-      <w:r>
-        <w:rPr>
-          <w:b w:val="0"/>
+      <w:pPr>
+        <w:spacing w:line="276" w:lineRule="auto" w:after="120"/>
+        <w:jc w:val="left"/>
+      </w:pPr>
+      <w:r>
+        <w:rPr>
+          <w:rFonts w:ascii="Arial" w:hAnsi="Arial" w:cs="Arial"/>
+          <w:b w:val="0"/>
+          <w:color w:val="000000"/>
+          <w:sz w:val="22"/>
         </w:rPr>
         <w:t>B. Pengenalpastian Keperluan Pelanggan (Identification Of Customer Needs)</w:t>
       </w:r>
     </w:p>
     <w:p>
-      <w:r>
-        <w:rPr>
-          <w:b w:val="0"/>
+      <w:pPr>
+        <w:spacing w:line="276" w:lineRule="auto" w:after="120"/>
+        <w:jc w:val="left"/>
+      </w:pPr>
+      <w:r>
+        <w:rPr>
+          <w:rFonts w:ascii="Arial" w:hAnsi="Arial" w:cs="Arial"/>
+          <w:b w:val="0"/>
+          <w:color w:val="000000"/>
+          <w:sz w:val="22"/>
         </w:rPr>
         <w:t>C. Klasifikasi Aset</w:t>
       </w:r>
     </w:p>
     <w:p>
-      <w:r>
-        <w:rPr>
-          <w:b w:val="0"/>
+      <w:pPr>
+        <w:spacing w:line="276" w:lineRule="auto" w:after="120"/>
+        <w:jc w:val="left"/>
+      </w:pPr>
+      <w:r>
+        <w:rPr>
+          <w:rFonts w:ascii="Arial" w:hAnsi="Arial" w:cs="Arial"/>
+          <w:b w:val="0"/>
+          <w:color w:val="000000"/>
+          <w:sz w:val="22"/>
         </w:rPr>
         <w:t>D. Analisis Kerja</w:t>
       </w:r>
     </w:p>
     <w:p>
-      <w:r>
-        <w:rPr>
-          <w:b w:val="0"/>
+      <w:pPr>
+        <w:spacing w:line="276" w:lineRule="auto" w:after="120"/>
+        <w:jc w:val="left"/>
+      </w:pPr>
+      <w:r>
+        <w:rPr>
+          <w:rFonts w:ascii="Arial" w:hAnsi="Arial" w:cs="Arial"/>
+          <w:b w:val="0"/>
+          <w:color w:val="000000"/>
+          <w:sz w:val="22"/>
         </w:rPr>
         <w:t>8. Pelanggan mempunyai enam keperluan membeli asas berkaitan produk. Manakah SATU daripada berikut BUKAN sebahagian daripada enam keperluan tersebut?</w:t>
       </w:r>
     </w:p>
     <w:p>
-      <w:r>
-        <w:rPr>
-          <w:b w:val="0"/>
+      <w:pPr>
+        <w:spacing w:line="276" w:lineRule="auto" w:after="120"/>
+        <w:jc w:val="left"/>
+      </w:pPr>
+      <w:r>
+        <w:rPr>
+          <w:rFonts w:ascii="Arial" w:hAnsi="Arial" w:cs="Arial"/>
+          <w:b w:val="0"/>
+          <w:color w:val="000000"/>
+          <w:sz w:val="22"/>
         </w:rPr>
         <w:t>A. Keselamatan</w:t>
       </w:r>
     </w:p>
     <w:p>
-      <w:r>
-        <w:rPr>
-          <w:b w:val="0"/>
+      <w:pPr>
+        <w:spacing w:line="276" w:lineRule="auto" w:after="120"/>
+        <w:jc w:val="left"/>
+      </w:pPr>
+      <w:r>
+        <w:rPr>
+          <w:rFonts w:ascii="Arial" w:hAnsi="Arial" w:cs="Arial"/>
+          <w:b w:val="0"/>
+          <w:color w:val="000000"/>
+          <w:sz w:val="22"/>
         </w:rPr>
         <w:t>B. Kebolehpasaran</w:t>
       </w:r>
     </w:p>
     <w:p>
-      <w:r>
-        <w:rPr>
-          <w:b w:val="0"/>
+      <w:pPr>
+        <w:spacing w:line="276" w:lineRule="auto" w:after="120"/>
+        <w:jc w:val="left"/>
+      </w:pPr>
+      <w:r>
+        <w:rPr>
+          <w:rFonts w:ascii="Arial" w:hAnsi="Arial" w:cs="Arial"/>
+          <w:b w:val="0"/>
+          <w:color w:val="000000"/>
+          <w:sz w:val="22"/>
         </w:rPr>
         <w:t>C. Ketahanan</w:t>
       </w:r>
     </w:p>
     <w:p>
-      <w:r>
-        <w:rPr>
-          <w:b w:val="0"/>
+      <w:pPr>
+        <w:spacing w:line="276" w:lineRule="auto" w:after="120"/>
+        <w:jc w:val="left"/>
+      </w:pPr>
+      <w:r>
+        <w:rPr>
+          <w:rFonts w:ascii="Arial" w:hAnsi="Arial" w:cs="Arial"/>
+          <w:b w:val="0"/>
+          <w:color w:val="000000"/>
+          <w:sz w:val="22"/>
         </w:rPr>
         <w:t>D. Ekonomi</w:t>
       </w:r>
     </w:p>
     <w:p>
-      <w:r>
-        <w:rPr>
-          <w:b w:val="0"/>
+      <w:pPr>
+        <w:spacing w:line="276" w:lineRule="auto" w:after="120"/>
+        <w:jc w:val="left"/>
+      </w:pPr>
+      <w:r>
+        <w:rPr>
+          <w:rFonts w:ascii="Arial" w:hAnsi="Arial" w:cs="Arial"/>
+          <w:b w:val="0"/>
+          <w:color w:val="000000"/>
+          <w:sz w:val="22"/>
         </w:rPr>
         <w:t>9. Seorang klien perkahwinan menempah video sinematik dan sangat mengutamakan kualiti visual hasil akhir. Keperluan membeli asas manakah yang paling relevan dalam senario ini?</w:t>
       </w:r>
     </w:p>
     <w:p>
-      <w:r>
-        <w:rPr>
-          <w:b w:val="0"/>
+      <w:pPr>
+        <w:spacing w:line="276" w:lineRule="auto" w:after="120"/>
+        <w:jc w:val="left"/>
+      </w:pPr>
+      <w:r>
+        <w:rPr>
+          <w:rFonts w:ascii="Arial" w:hAnsi="Arial" w:cs="Arial"/>
+          <w:b w:val="0"/>
+          <w:color w:val="000000"/>
+          <w:sz w:val="22"/>
         </w:rPr>
         <w:t>A. Ekonomi</w:t>
       </w:r>
     </w:p>
     <w:p>
-      <w:r>
-        <w:rPr>
-          <w:b w:val="0"/>
+      <w:pPr>
+        <w:spacing w:line="276" w:lineRule="auto" w:after="120"/>
+        <w:jc w:val="left"/>
+      </w:pPr>
+      <w:r>
+        <w:rPr>
+          <w:rFonts w:ascii="Arial" w:hAnsi="Arial" w:cs="Arial"/>
+          <w:b w:val="0"/>
+          <w:color w:val="000000"/>
+          <w:sz w:val="22"/>
         </w:rPr>
         <w:t>B. Penampilan</w:t>
       </w:r>
     </w:p>
     <w:p>
-      <w:r>
-        <w:rPr>
-          <w:b w:val="0"/>
+      <w:pPr>
+        <w:spacing w:line="276" w:lineRule="auto" w:after="120"/>
+        <w:jc w:val="left"/>
+      </w:pPr>
+      <w:r>
+        <w:rPr>
+          <w:rFonts w:ascii="Arial" w:hAnsi="Arial" w:cs="Arial"/>
+          <w:b w:val="0"/>
+          <w:color w:val="000000"/>
+          <w:sz w:val="22"/>
         </w:rPr>
         <w:t>C. Ketahanan</w:t>
       </w:r>
     </w:p>
     <w:p>
-      <w:r>
-        <w:rPr>
-          <w:b w:val="0"/>
+      <w:pPr>
+        <w:spacing w:line="276" w:lineRule="auto" w:after="120"/>
+        <w:jc w:val="left"/>
+      </w:pPr>
+      <w:r>
+        <w:rPr>
+          <w:rFonts w:ascii="Arial" w:hAnsi="Arial" w:cs="Arial"/>
+          <w:b w:val="0"/>
+          <w:color w:val="000000"/>
+          <w:sz w:val="22"/>
         </w:rPr>
         <w:t>D. Keselamatan</w:t>
       </w:r>
     </w:p>
     <w:p>
-      <w:r>
-        <w:rPr>
-          <w:b w:val="0"/>
+      <w:pPr>
+        <w:spacing w:line="276" w:lineRule="auto" w:after="120"/>
+        <w:jc w:val="left"/>
+      </w:pPr>
+      <w:r>
+        <w:rPr>
+          <w:rFonts w:ascii="Arial" w:hAnsi="Arial" w:cs="Arial"/>
+          <w:b w:val="0"/>
+          <w:color w:val="000000"/>
+          <w:sz w:val="22"/>
         </w:rPr>
         <w:t>10. Susun tiga peringkat jangkaan pelanggan mengikut urutan yang betul.</w:t>
       </w:r>
     </w:p>
     <w:p>
-      <w:r>
-        <w:rPr>
-          <w:b w:val="0"/>
+      <w:pPr>
+        <w:spacing w:line="276" w:lineRule="auto" w:after="120"/>
+        <w:jc w:val="left"/>
+      </w:pPr>
+      <w:r>
+        <w:rPr>
+          <w:rFonts w:ascii="Arial" w:hAnsi="Arial" w:cs="Arial"/>
+          <w:b w:val="0"/>
+          <w:color w:val="000000"/>
+          <w:sz w:val="22"/>
         </w:rPr>
         <w:t>A. Kesederhanaan → Peraturan dan spesifikasi → Jangkaan sederhana/wajib-ada</w:t>
       </w:r>
     </w:p>
     <w:p>
-      <w:r>
-        <w:rPr>
-          <w:b w:val="0"/>
+      <w:pPr>
+        <w:spacing w:line="276" w:lineRule="auto" w:after="120"/>
+        <w:jc w:val="left"/>
+      </w:pPr>
+      <w:r>
+        <w:rPr>
+          <w:rFonts w:ascii="Arial" w:hAnsi="Arial" w:cs="Arial"/>
+          <w:b w:val="0"/>
+          <w:color w:val="000000"/>
+          <w:sz w:val="22"/>
         </w:rPr>
         <w:t>B. Jangkaan sederhana/wajib-ada → Peraturan dan spesifikasi → Kesederhanaan</w:t>
       </w:r>
     </w:p>
     <w:p>
-      <w:r>
-        <w:rPr>
-          <w:b w:val="0"/>
+      <w:pPr>
+        <w:spacing w:line="276" w:lineRule="auto" w:after="120"/>
+        <w:jc w:val="left"/>
+      </w:pPr>
+      <w:r>
+        <w:rPr>
+          <w:rFonts w:ascii="Arial" w:hAnsi="Arial" w:cs="Arial"/>
+          <w:b w:val="0"/>
+          <w:color w:val="000000"/>
+          <w:sz w:val="22"/>
         </w:rPr>
         <w:t>C. Peraturan dan spesifikasi → Kesederhanaan → Jangkaan sederhana/wajib-ada</w:t>
       </w:r>
     </w:p>
     <w:p>
-      <w:r>
-        <w:rPr>
-          <w:b w:val="0"/>
+      <w:pPr>
+        <w:spacing w:line="276" w:lineRule="auto" w:after="120"/>
+        <w:jc w:val="left"/>
+      </w:pPr>
+      <w:r>
+        <w:rPr>
+          <w:rFonts w:ascii="Arial" w:hAnsi="Arial" w:cs="Arial"/>
+          <w:b w:val="0"/>
+          <w:color w:val="000000"/>
+          <w:sz w:val="22"/>
         </w:rPr>
         <w:t>D. Kesederhanaan → Jangkaan sederhana/wajib-ada → Peraturan dan spesifikasi</w:t>
       </w:r>
     </w:p>
     <w:p>
-      <w:r>
-        <w:rPr>
-          <w:b w:val="0"/>
+      <w:pPr>
+        <w:spacing w:line="276" w:lineRule="auto" w:after="120"/>
+        <w:jc w:val="left"/>
+      </w:pPr>
+      <w:r>
+        <w:rPr>
+          <w:rFonts w:ascii="Arial" w:hAnsi="Arial" w:cs="Arial"/>
+          <w:b w:val="0"/>
+          <w:color w:val="000000"/>
+          <w:sz w:val="22"/>
         </w:rPr>
         <w:t>11. Studio menghantar video promosi klien 1 hari lebih awal daripada tarikh yang dijanjikan, berserta satu pusingan semakan percuma tambahan. Menurut definisi kepuasan pelanggan, apakah keadaan ini?</w:t>
       </w:r>
     </w:p>
     <w:p>
-      <w:r>
-        <w:rPr>
-          <w:b w:val="0"/>
+      <w:pPr>
+        <w:spacing w:line="276" w:lineRule="auto" w:after="120"/>
+        <w:jc w:val="left"/>
+      </w:pPr>
+      <w:r>
+        <w:rPr>
+          <w:rFonts w:ascii="Arial" w:hAnsi="Arial" w:cs="Arial"/>
+          <w:b w:val="0"/>
+          <w:color w:val="000000"/>
+          <w:sz w:val="22"/>
         </w:rPr>
         <w:t>A. Pelanggan tidak berpuas hati kerana jangkaan tidak jelas</w:t>
       </w:r>
     </w:p>
     <w:p>
-      <w:r>
-        <w:rPr>
-          <w:b w:val="0"/>
+      <w:pPr>
+        <w:spacing w:line="276" w:lineRule="auto" w:after="120"/>
+        <w:jc w:val="left"/>
+      </w:pPr>
+      <w:r>
+        <w:rPr>
+          <w:rFonts w:ascii="Arial" w:hAnsi="Arial" w:cs="Arial"/>
+          <w:b w:val="0"/>
+          <w:color w:val="000000"/>
+          <w:sz w:val="22"/>
         </w:rPr>
         <w:t>B. Pelanggan sangat berpuas hati kerana prestasi melebihi jangkaan</w:t>
       </w:r>
     </w:p>
     <w:p>
-      <w:r>
-        <w:rPr>
-          <w:b w:val="0"/>
+      <w:pPr>
+        <w:spacing w:line="276" w:lineRule="auto" w:after="120"/>
+        <w:jc w:val="left"/>
+      </w:pPr>
+      <w:r>
+        <w:rPr>
+          <w:rFonts w:ascii="Arial" w:hAnsi="Arial" w:cs="Arial"/>
+          <w:b w:val="0"/>
+          <w:color w:val="000000"/>
+          <w:sz w:val="22"/>
         </w:rPr>
         <w:t>C. Pelanggan berpuas hati sederhana kerana prestasi sepadan jangkaan</w:t>
       </w:r>
     </w:p>
     <w:p>
-      <w:r>
-        <w:rPr>
-          <w:b w:val="0"/>
+      <w:pPr>
+        <w:spacing w:line="276" w:lineRule="auto" w:after="120"/>
+        <w:jc w:val="left"/>
+      </w:pPr>
+      <w:r>
+        <w:rPr>
+          <w:rFonts w:ascii="Arial" w:hAnsi="Arial" w:cs="Arial"/>
+          <w:b w:val="0"/>
+          <w:color w:val="000000"/>
+          <w:sz w:val="22"/>
         </w:rPr>
         <w:t>D. Tiada kaitan dengan kepuasan pelanggan</w:t>
       </w:r>
     </w:p>
     <w:p>
-      <w:r>
-        <w:rPr>
-          <w:b w:val="0"/>
+      <w:pPr>
+        <w:spacing w:line="276" w:lineRule="auto" w:after="120"/>
+        <w:jc w:val="left"/>
+      </w:pPr>
+      <w:r>
+        <w:rPr>
+          <w:rFonts w:ascii="Arial" w:hAnsi="Arial" w:cs="Arial"/>
+          <w:b w:val="0"/>
+          <w:color w:val="000000"/>
+          <w:sz w:val="22"/>
         </w:rPr>
         <w:t>12. Berapa kalikah lebih tinggi kos menarik pelanggan baharu berbanding mengekalkan pelanggan sedia ada, menurut kepentingan kepuasan pelanggan?</w:t>
       </w:r>
     </w:p>
     <w:p>
-      <w:r>
-        <w:rPr>
-          <w:b w:val="0"/>
+      <w:pPr>
+        <w:spacing w:line="276" w:lineRule="auto" w:after="120"/>
+        <w:jc w:val="left"/>
+      </w:pPr>
+      <w:r>
+        <w:rPr>
+          <w:rFonts w:ascii="Arial" w:hAnsi="Arial" w:cs="Arial"/>
+          <w:b w:val="0"/>
+          <w:color w:val="000000"/>
+          <w:sz w:val="22"/>
         </w:rPr>
         <w:t>A. Dua hingga tiga kali</w:t>
       </w:r>
     </w:p>
     <w:p>
-      <w:r>
-        <w:rPr>
-          <w:b w:val="0"/>
+      <w:pPr>
+        <w:spacing w:line="276" w:lineRule="auto" w:after="120"/>
+        <w:jc w:val="left"/>
+      </w:pPr>
+      <w:r>
+        <w:rPr>
+          <w:rFonts w:ascii="Arial" w:hAnsi="Arial" w:cs="Arial"/>
+          <w:b w:val="0"/>
+          <w:color w:val="000000"/>
+          <w:sz w:val="22"/>
         </w:rPr>
         <w:t>B. Tiga hingga empat kali</w:t>
       </w:r>
     </w:p>
     <w:p>
-      <w:r>
-        <w:rPr>
-          <w:b w:val="0"/>
+      <w:pPr>
+        <w:spacing w:line="276" w:lineRule="auto" w:after="120"/>
+        <w:jc w:val="left"/>
+      </w:pPr>
+      <w:r>
+        <w:rPr>
+          <w:rFonts w:ascii="Arial" w:hAnsi="Arial" w:cs="Arial"/>
+          <w:b w:val="0"/>
+          <w:color w:val="000000"/>
+          <w:sz w:val="22"/>
         </w:rPr>
         <w:t>C. Lima hingga enam kali</w:t>
       </w:r>
     </w:p>
     <w:p>
-      <w:r>
-        <w:rPr>
-          <w:b w:val="0"/>
+      <w:pPr>
+        <w:spacing w:line="276" w:lineRule="auto" w:after="120"/>
+        <w:jc w:val="left"/>
+      </w:pPr>
+      <w:r>
+        <w:rPr>
+          <w:rFonts w:ascii="Arial" w:hAnsi="Arial" w:cs="Arial"/>
+          <w:b w:val="0"/>
+          <w:color w:val="000000"/>
+          <w:sz w:val="22"/>
         </w:rPr>
         <w:t>D. Lapan hingga sembilan kali</w:t>
       </w:r>
     </w:p>
     <w:p>
-      <w:r>
-        <w:rPr>
-          <w:b w:val="0"/>
+      <w:pPr>
+        <w:spacing w:line="276" w:lineRule="auto" w:after="120"/>
+        <w:jc w:val="left"/>
+      </w:pPr>
+      <w:r>
+        <w:rPr>
+          <w:rFonts w:ascii="Arial" w:hAnsi="Arial" w:cs="Arial"/>
+          <w:b w:val="0"/>
+          <w:color w:val="000000"/>
+          <w:sz w:val="22"/>
         </w:rPr>
         <w:t>13. Apakah tujuan utama Perancangan Sumber Manusia mengikut KP 5.3?</w:t>
       </w:r>
     </w:p>
     <w:p>
-      <w:r>
-        <w:rPr>
-          <w:b w:val="0"/>
+      <w:pPr>
+        <w:spacing w:line="276" w:lineRule="auto" w:after="120"/>
+        <w:jc w:val="left"/>
+      </w:pPr>
+      <w:r>
+        <w:rPr>
+          <w:rFonts w:ascii="Arial" w:hAnsi="Arial" w:cs="Arial"/>
+          <w:b w:val="0"/>
+          <w:color w:val="000000"/>
+          <w:sz w:val="22"/>
         </w:rPr>
         <w:t>A. Memastikan bilangan tertentu individu berkemahiran sesuai tersedia pada masa yang tepat</w:t>
       </w:r>
     </w:p>
     <w:p>
-      <w:r>
-        <w:rPr>
-          <w:b w:val="0"/>
+      <w:pPr>
+        <w:spacing w:line="276" w:lineRule="auto" w:after="120"/>
+        <w:jc w:val="left"/>
+      </w:pPr>
+      <w:r>
+        <w:rPr>
+          <w:rFonts w:ascii="Arial" w:hAnsi="Arial" w:cs="Arial"/>
+          <w:b w:val="0"/>
+          <w:color w:val="000000"/>
+          <w:sz w:val="22"/>
         </w:rPr>
         <w:t>B. Memaksimumkan kerja lebih masa pekerja sedia ada</w:t>
       </w:r>
     </w:p>
     <w:p>
-      <w:r>
-        <w:rPr>
-          <w:b w:val="0"/>
+      <w:pPr>
+        <w:spacing w:line="276" w:lineRule="auto" w:after="120"/>
+        <w:jc w:val="left"/>
+      </w:pPr>
+      <w:r>
+        <w:rPr>
+          <w:rFonts w:ascii="Arial" w:hAnsi="Arial" w:cs="Arial"/>
+          <w:b w:val="0"/>
+          <w:color w:val="000000"/>
+          <w:sz w:val="22"/>
         </w:rPr>
         <w:t>C. Menggantikan semua pekerja tetap dengan pekerja sementara</w:t>
       </w:r>
     </w:p>
     <w:p>
-      <w:r>
-        <w:rPr>
-          <w:b w:val="0"/>
+      <w:pPr>
+        <w:spacing w:line="276" w:lineRule="auto" w:after="120"/>
+        <w:jc w:val="left"/>
+      </w:pPr>
+      <w:r>
+        <w:rPr>
+          <w:rFonts w:ascii="Arial" w:hAnsi="Arial" w:cs="Arial"/>
+          <w:b w:val="0"/>
+          <w:color w:val="000000"/>
+          <w:sz w:val="22"/>
         </w:rPr>
         <w:t>D. Mengurangkan bilangan jawatan pengurusan sahaja</w:t>
       </w:r>
     </w:p>
     <w:p>
-      <w:r>
-        <w:rPr>
-          <w:b w:val="0"/>
+      <w:pPr>
+        <w:spacing w:line="276" w:lineRule="auto" w:after="120"/>
+        <w:jc w:val="left"/>
+      </w:pPr>
+      <w:r>
+        <w:rPr>
+          <w:rFonts w:ascii="Arial" w:hAnsi="Arial" w:cs="Arial"/>
+          <w:b w:val="0"/>
+          <w:color w:val="000000"/>
+          <w:sz w:val="22"/>
         </w:rPr>
         <w:t>14. Sebuah studio mempunyai 1,000 pekerja dan kadar ketidakhadiran 2 peratus. Berapakah purata bilangan pekerja yang hadir dan bersedia bekerja?</w:t>
       </w:r>
     </w:p>
     <w:p>
-      <w:r>
-        <w:rPr>
-          <w:b w:val="0"/>
+      <w:pPr>
+        <w:spacing w:line="276" w:lineRule="auto" w:after="120"/>
+        <w:jc w:val="left"/>
+      </w:pPr>
+      <w:r>
+        <w:rPr>
+          <w:rFonts w:ascii="Arial" w:hAnsi="Arial" w:cs="Arial"/>
+          <w:b w:val="0"/>
+          <w:color w:val="000000"/>
+          <w:sz w:val="22"/>
         </w:rPr>
         <w:t>A. 900 orang</w:t>
       </w:r>
     </w:p>
     <w:p>
-      <w:r>
-        <w:rPr>
-          <w:b w:val="0"/>
+      <w:pPr>
+        <w:spacing w:line="276" w:lineRule="auto" w:after="120"/>
+        <w:jc w:val="left"/>
+      </w:pPr>
+      <w:r>
+        <w:rPr>
+          <w:rFonts w:ascii="Arial" w:hAnsi="Arial" w:cs="Arial"/>
+          <w:b w:val="0"/>
+          <w:color w:val="000000"/>
+          <w:sz w:val="22"/>
         </w:rPr>
         <w:t>B. 950 orang</w:t>
       </w:r>
     </w:p>
     <w:p>
-      <w:r>
-        <w:rPr>
-          <w:b w:val="0"/>
+      <w:pPr>
+        <w:spacing w:line="276" w:lineRule="auto" w:after="120"/>
+        <w:jc w:val="left"/>
+      </w:pPr>
+      <w:r>
+        <w:rPr>
+          <w:rFonts w:ascii="Arial" w:hAnsi="Arial" w:cs="Arial"/>
+          <w:b w:val="0"/>
+          <w:color w:val="000000"/>
+          <w:sz w:val="22"/>
         </w:rPr>
         <w:t>C. 980 orang</w:t>
       </w:r>
     </w:p>
     <w:p>
-      <w:r>
-        <w:rPr>
-          <w:b w:val="0"/>
+      <w:pPr>
+        <w:spacing w:line="276" w:lineRule="auto" w:after="120"/>
+        <w:jc w:val="left"/>
+      </w:pPr>
+      <w:r>
+        <w:rPr>
+          <w:rFonts w:ascii="Arial" w:hAnsi="Arial" w:cs="Arial"/>
+          <w:b w:val="0"/>
+          <w:color w:val="000000"/>
+          <w:sz w:val="22"/>
         </w:rPr>
         <w:t>D. 998 orang</w:t>
       </w:r>
     </w:p>
     <w:p>
-      <w:r>
-        <w:rPr>
-          <w:b w:val="0"/>
+      <w:pPr>
+        <w:spacing w:line="276" w:lineRule="auto" w:after="120"/>
+        <w:jc w:val="left"/>
+      </w:pPr>
+      <w:r>
+        <w:rPr>
+          <w:rFonts w:ascii="Arial" w:hAnsi="Arial" w:cs="Arial"/>
+          <w:b w:val="0"/>
+          <w:color w:val="000000"/>
+          <w:sz w:val="22"/>
         </w:rPr>
         <w:t>15. Seorang Editor Kanan meletak jawatan di sebuah studio kecil dan pengurusan menganggap kehilangan itu besar. Berdasarkan KP 5.3, susun urutan tindakan yang BETUL yang patut diambil pengurusan sebelum keputusan pengambilan baharu dibuat.</w:t>
       </w:r>
     </w:p>
     <w:p>
-      <w:r>
-        <w:rPr>
-          <w:b w:val="0"/>
+      <w:pPr>
+        <w:spacing w:before="120" w:after="120" w:line="276" w:lineRule="auto"/>
+        <w:jc w:val="left"/>
+      </w:pPr>
+      <w:r>
+        <w:rPr>
+          <w:rFonts w:ascii="Arial" w:hAnsi="Arial" w:cs="Arial"/>
+          <w:b/>
+          <w:color w:val="000000"/>
+          <w:sz w:val="24"/>
         </w:rPr>
         <w:t>I. Menjalankan Analisis Kerja bagi jawatan tersebut</w:t>
       </w:r>
     </w:p>
     <w:p>
-      <w:r>
-        <w:rPr>
-          <w:b w:val="0"/>
+      <w:pPr>
+        <w:spacing w:before="120" w:after="120" w:line="276" w:lineRule="auto"/>
+        <w:jc w:val="left"/>
+      </w:pPr>
+      <w:r>
+        <w:rPr>
+          <w:rFonts w:ascii="Arial" w:hAnsi="Arial" w:cs="Arial"/>
+          <w:b/>
+          <w:color w:val="000000"/>
+          <w:sz w:val="24"/>
         </w:rPr>
         <w:t>II. Mengkaji sebab peletakan jawatan (temu bual keluar)</w:t>
       </w:r>
     </w:p>
     <w:p>
-      <w:r>
-        <w:rPr>
-          <w:b w:val="0"/>
+      <w:pPr>
+        <w:spacing w:before="120" w:after="120" w:line="276" w:lineRule="auto"/>
+        <w:jc w:val="left"/>
+      </w:pPr>
+      <w:r>
+        <w:rPr>
+          <w:rFonts w:ascii="Arial" w:hAnsi="Arial" w:cs="Arial"/>
+          <w:b/>
+          <w:color w:val="000000"/>
+          <w:sz w:val="24"/>
         </w:rPr>
         <w:t>III. Menjalankan proses Pemilihan (sembilan langkah)</w:t>
       </w:r>
     </w:p>
     <w:p>
-      <w:r>
-        <w:rPr>
-          <w:b w:val="0"/>
+      <w:pPr>
+        <w:spacing w:before="120" w:after="120" w:line="276" w:lineRule="auto"/>
+        <w:jc w:val="left"/>
+      </w:pPr>
+      <w:r>
+        <w:rPr>
+          <w:rFonts w:ascii="Arial" w:hAnsi="Arial" w:cs="Arial"/>
+          <w:b/>
+          <w:color w:val="000000"/>
+          <w:sz w:val="24"/>
         </w:rPr>
         <w:t>IV. Memulakan proses Pengambilan</w:t>
       </w:r>
     </w:p>
     <w:p>
-      <w:r>
-        <w:rPr>
-          <w:b w:val="0"/>
+      <w:pPr>
+        <w:spacing w:line="276" w:lineRule="auto" w:after="120"/>
+        <w:jc w:val="left"/>
+      </w:pPr>
+      <w:r>
+        <w:rPr>
+          <w:rFonts w:ascii="Arial" w:hAnsi="Arial" w:cs="Arial"/>
+          <w:b w:val="0"/>
+          <w:color w:val="000000"/>
+          <w:sz w:val="22"/>
         </w:rPr>
         <w:t>A. II, I, IV, III</w:t>
       </w:r>
     </w:p>
     <w:p>
-      <w:r>
-        <w:rPr>
-          <w:b w:val="0"/>
+      <w:pPr>
+        <w:spacing w:line="276" w:lineRule="auto" w:after="120"/>
+        <w:jc w:val="left"/>
+      </w:pPr>
+      <w:r>
+        <w:rPr>
+          <w:rFonts w:ascii="Arial" w:hAnsi="Arial" w:cs="Arial"/>
+          <w:b w:val="0"/>
+          <w:color w:val="000000"/>
+          <w:sz w:val="22"/>
         </w:rPr>
         <w:t>B. I, II, III, IV</w:t>
       </w:r>
     </w:p>
     <w:p>
-      <w:r>
-        <w:rPr>
-          <w:b w:val="0"/>
+      <w:pPr>
+        <w:spacing w:line="276" w:lineRule="auto" w:after="120"/>
+        <w:jc w:val="left"/>
+      </w:pPr>
+      <w:r>
+        <w:rPr>
+          <w:rFonts w:ascii="Arial" w:hAnsi="Arial" w:cs="Arial"/>
+          <w:b w:val="0"/>
+          <w:color w:val="000000"/>
+          <w:sz w:val="22"/>
         </w:rPr>
         <w:t>C. IV, III, II, I</w:t>
       </w:r>
     </w:p>
     <w:p>
-      <w:r>
-        <w:rPr>
-          <w:b w:val="0"/>
+      <w:pPr>
+        <w:spacing w:line="276" w:lineRule="auto" w:after="120"/>
+        <w:jc w:val="left"/>
+      </w:pPr>
+      <w:r>
+        <w:rPr>
+          <w:rFonts w:ascii="Arial" w:hAnsi="Arial" w:cs="Arial"/>
+          <w:b w:val="0"/>
+          <w:color w:val="000000"/>
+          <w:sz w:val="22"/>
         </w:rPr>
         <w:t>D. II, IV, I, III</w:t>
       </w:r>
     </w:p>
     <w:p>
-      <w:r>
-        <w:rPr>
-          <w:b w:val="0"/>
+      <w:pPr>
+        <w:spacing w:line="276" w:lineRule="auto" w:after="120"/>
+        <w:jc w:val="left"/>
+      </w:pPr>
+      <w:r>
+        <w:rPr>
+          <w:rFonts w:ascii="Arial" w:hAnsi="Arial" w:cs="Arial"/>
+          <w:b w:val="0"/>
+          <w:color w:val="000000"/>
+          <w:sz w:val="22"/>
         </w:rPr>
         <w:t>16. Apakah dua produk utama Analisis Kerja (Job Analysis)?</w:t>
       </w:r>
     </w:p>
     <w:p>
-      <w:r>
-        <w:rPr>
-          <w:b w:val="0"/>
+      <w:pPr>
+        <w:spacing w:line="276" w:lineRule="auto" w:after="120"/>
+        <w:jc w:val="left"/>
+      </w:pPr>
+      <w:r>
+        <w:rPr>
+          <w:rFonts w:ascii="Arial" w:hAnsi="Arial" w:cs="Arial"/>
+          <w:b w:val="0"/>
+          <w:color w:val="000000"/>
+          <w:sz w:val="22"/>
         </w:rPr>
         <w:t>A. Kekosongan Kerja dan Pengambilan Kerja</w:t>
       </w:r>
     </w:p>
     <w:p>
-      <w:r>
-        <w:rPr>
-          <w:b w:val="0"/>
+      <w:pPr>
+        <w:spacing w:line="276" w:lineRule="auto" w:after="120"/>
+        <w:jc w:val="left"/>
+      </w:pPr>
+      <w:r>
+        <w:rPr>
+          <w:rFonts w:ascii="Arial" w:hAnsi="Arial" w:cs="Arial"/>
+          <w:b w:val="0"/>
+          <w:color w:val="000000"/>
+          <w:sz w:val="22"/>
         </w:rPr>
         <w:t>B. Deskripsi Kerja dan Spesifikasi Kerja</w:t>
       </w:r>
     </w:p>
     <w:p>
-      <w:r>
-        <w:rPr>
-          <w:b w:val="0"/>
+      <w:pPr>
+        <w:spacing w:line="276" w:lineRule="auto" w:after="120"/>
+        <w:jc w:val="left"/>
+      </w:pPr>
+      <w:r>
+        <w:rPr>
+          <w:rFonts w:ascii="Arial" w:hAnsi="Arial" w:cs="Arial"/>
+          <w:b w:val="0"/>
+          <w:color w:val="000000"/>
+          <w:sz w:val="22"/>
         </w:rPr>
         <w:t>C. Spesifikasi Kerja dan Pengambilan Kerja</w:t>
       </w:r>
     </w:p>
     <w:p>
-      <w:r>
-        <w:rPr>
-          <w:b w:val="0"/>
+      <w:pPr>
+        <w:spacing w:line="276" w:lineRule="auto" w:after="120"/>
+        <w:jc w:val="left"/>
+      </w:pPr>
+      <w:r>
+        <w:rPr>
+          <w:rFonts w:ascii="Arial" w:hAnsi="Arial" w:cs="Arial"/>
+          <w:b w:val="0"/>
+          <w:color w:val="000000"/>
+          <w:sz w:val="22"/>
         </w:rPr>
         <w:t>D. Deskripsi Kerja dan Pengambilan Kerja</w:t>
       </w:r>
     </w:p>
     <w:p>
-      <w:r>
-        <w:rPr>
-          <w:b w:val="0"/>
+      <w:pPr>
+        <w:spacing w:line="276" w:lineRule="auto" w:after="120"/>
+        <w:jc w:val="left"/>
+      </w:pPr>
+      <w:r>
+        <w:rPr>
+          <w:rFonts w:ascii="Arial" w:hAnsi="Arial" w:cs="Arial"/>
+          <w:b w:val="0"/>
+          <w:color w:val="000000"/>
+          <w:sz w:val="22"/>
         </w:rPr>
         <w:t>17. Sebuah studio mempertimbangkan menghantar kerja motion graphics khusus kepada studio bebas kerana kepakaran tersebut tidak tersedia secara dalaman. Alternatif kepada pengambilan manakah yang digunakan?</w:t>
       </w:r>
     </w:p>
     <w:p>
-      <w:r>
-        <w:rPr>
-          <w:b w:val="0"/>
+      <w:pPr>
+        <w:spacing w:line="276" w:lineRule="auto" w:after="120"/>
+        <w:jc w:val="left"/>
+      </w:pPr>
+      <w:r>
+        <w:rPr>
+          <w:rFonts w:ascii="Arial" w:hAnsi="Arial" w:cs="Arial"/>
+          <w:b w:val="0"/>
+          <w:color w:val="000000"/>
+          <w:sz w:val="22"/>
         </w:rPr>
         <w:t>A. Kerja Lebih Masa (Overtime)</w:t>
       </w:r>
     </w:p>
     <w:p>
-      <w:r>
-        <w:rPr>
-          <w:b w:val="0"/>
+      <w:pPr>
+        <w:spacing w:line="276" w:lineRule="auto" w:after="120"/>
+        <w:jc w:val="left"/>
+      </w:pPr>
+      <w:r>
+        <w:rPr>
+          <w:rFonts w:ascii="Arial" w:hAnsi="Arial" w:cs="Arial"/>
+          <w:b w:val="0"/>
+          <w:color w:val="000000"/>
+          <w:sz w:val="22"/>
         </w:rPr>
         <w:t>B. Kontrak Kecil (Subcontracting)</w:t>
       </w:r>
     </w:p>
     <w:p>
-      <w:r>
-        <w:rPr>
-          <w:b w:val="0"/>
+      <w:pPr>
+        <w:spacing w:line="276" w:lineRule="auto" w:after="120"/>
+        <w:jc w:val="left"/>
+      </w:pPr>
+      <w:r>
+        <w:rPr>
+          <w:rFonts w:ascii="Arial" w:hAnsi="Arial" w:cs="Arial"/>
+          <w:b w:val="0"/>
+          <w:color w:val="000000"/>
+          <w:sz w:val="22"/>
         </w:rPr>
         <w:t>C. Pekerja Sementara</w:t>
       </w:r>
     </w:p>
     <w:p>
-      <w:r>
-        <w:rPr>
-          <w:b w:val="0"/>
+      <w:pPr>
+        <w:spacing w:line="276" w:lineRule="auto" w:after="120"/>
+        <w:jc w:val="left"/>
+      </w:pPr>
+      <w:r>
+        <w:rPr>
+          <w:rFonts w:ascii="Arial" w:hAnsi="Arial" w:cs="Arial"/>
+          <w:b w:val="0"/>
+          <w:color w:val="000000"/>
+          <w:sz w:val="22"/>
         </w:rPr>
         <w:t>D. Pemajakan Pekerja</w:t>
       </w:r>
     </w:p>
     <w:p>
-      <w:r>
-        <w:rPr>
-          <w:b w:val="0"/>
+      <w:pPr>
+        <w:spacing w:line="276" w:lineRule="auto" w:after="120"/>
+        <w:jc w:val="left"/>
+      </w:pPr>
+      <w:r>
+        <w:rPr>
+          <w:rFonts w:ascii="Arial" w:hAnsi="Arial" w:cs="Arial"/>
+          <w:b w:val="0"/>
+          <w:color w:val="000000"/>
+          <w:sz w:val="22"/>
         </w:rPr>
         <w:t>18. Sebelum menjalankan Analisis Keperluan Latihan (TNA) untuk pasukan editan, penganjur perlu mengenal pasti perkara berikut mengikut KP 5.3:</w:t>
       </w:r>
     </w:p>
     <w:p>
-      <w:r>
-        <w:rPr>
-          <w:b w:val="0"/>
+      <w:pPr>
+        <w:spacing w:before="120" w:after="120" w:line="276" w:lineRule="auto"/>
+        <w:jc w:val="left"/>
+      </w:pPr>
+      <w:r>
+        <w:rPr>
+          <w:rFonts w:ascii="Arial" w:hAnsi="Arial" w:cs="Arial"/>
+          <w:b/>
+          <w:color w:val="000000"/>
+          <w:sz w:val="24"/>
         </w:rPr>
         <w:t>I. Tahap pendidikan pelatih berpotensi</w:t>
       </w:r>
     </w:p>
     <w:p>
-      <w:r>
-        <w:rPr>
-          <w:b w:val="0"/>
+      <w:pPr>
+        <w:spacing w:before="120" w:after="120" w:line="276" w:lineRule="auto"/>
+        <w:jc w:val="left"/>
+      </w:pPr>
+      <w:r>
+        <w:rPr>
+          <w:rFonts w:ascii="Arial" w:hAnsi="Arial" w:cs="Arial"/>
+          <w:b/>
+          <w:color w:val="000000"/>
+          <w:sz w:val="24"/>
         </w:rPr>
         <w:t>II. Kebolehan bahasa pelatih berpotensi</w:t>
       </w:r>
     </w:p>
     <w:p>
-      <w:r>
-        <w:rPr>
-          <w:b w:val="0"/>
+      <w:pPr>
+        <w:spacing w:before="120" w:after="120" w:line="276" w:lineRule="auto"/>
+        <w:jc w:val="left"/>
+      </w:pPr>
+      <w:r>
+        <w:rPr>
+          <w:rFonts w:ascii="Arial" w:hAnsi="Arial" w:cs="Arial"/>
+          <w:b/>
+          <w:color w:val="000000"/>
+          <w:sz w:val="24"/>
         </w:rPr>
         <w:t>III. Jantina pelatih berpotensi</w:t>
       </w:r>
     </w:p>
     <w:p>
-      <w:r>
-        <w:rPr>
-          <w:b w:val="0"/>
+      <w:pPr>
+        <w:spacing w:before="120" w:after="120" w:line="276" w:lineRule="auto"/>
+        <w:jc w:val="left"/>
+      </w:pPr>
+      <w:r>
+        <w:rPr>
+          <w:rFonts w:ascii="Arial" w:hAnsi="Arial" w:cs="Arial"/>
+          <w:b/>
+          <w:color w:val="000000"/>
+          <w:sz w:val="24"/>
         </w:rPr>
         <w:t>IV. Jumlah peserta yang dijangka memerlukan latihan</w:t>
       </w:r>
     </w:p>
     <w:p>
-      <w:r>
-        <w:rPr>
-          <w:b w:val="0"/>
+      <w:pPr>
+        <w:spacing w:line="276" w:lineRule="auto" w:after="120"/>
+        <w:jc w:val="left"/>
+      </w:pPr>
+      <w:r>
+        <w:rPr>
+          <w:rFonts w:ascii="Arial" w:hAnsi="Arial" w:cs="Arial"/>
+          <w:b w:val="0"/>
+          <w:color w:val="000000"/>
+          <w:sz w:val="22"/>
         </w:rPr>
         <w:t>A. I, II dan III</w:t>
       </w:r>
     </w:p>
     <w:p>
-      <w:r>
-        <w:rPr>
-          <w:b w:val="0"/>
+      <w:pPr>
+        <w:spacing w:line="276" w:lineRule="auto" w:after="120"/>
+        <w:jc w:val="left"/>
+      </w:pPr>
+      <w:r>
+        <w:rPr>
+          <w:rFonts w:ascii="Arial" w:hAnsi="Arial" w:cs="Arial"/>
+          <w:b w:val="0"/>
+          <w:color w:val="000000"/>
+          <w:sz w:val="22"/>
         </w:rPr>
         <w:t>B. I, II dan IV</w:t>
       </w:r>
     </w:p>
     <w:p>
-      <w:r>
-        <w:rPr>
-          <w:b w:val="0"/>
+      <w:pPr>
+        <w:spacing w:line="276" w:lineRule="auto" w:after="120"/>
+        <w:jc w:val="left"/>
+      </w:pPr>
+      <w:r>
+        <w:rPr>
+          <w:rFonts w:ascii="Arial" w:hAnsi="Arial" w:cs="Arial"/>
+          <w:b w:val="0"/>
+          <w:color w:val="000000"/>
+          <w:sz w:val="22"/>
         </w:rPr>
         <w:t>C. I, III dan IV</w:t>
       </w:r>
     </w:p>
     <w:p>
-      <w:r>
-        <w:rPr>
-          <w:b w:val="0"/>
+      <w:pPr>
+        <w:spacing w:line="276" w:lineRule="auto" w:after="120"/>
+        <w:jc w:val="left"/>
+      </w:pPr>
+      <w:r>
+        <w:rPr>
+          <w:rFonts w:ascii="Arial" w:hAnsi="Arial" w:cs="Arial"/>
+          <w:b w:val="0"/>
+          <w:color w:val="000000"/>
+          <w:sz w:val="22"/>
         </w:rPr>
         <w:t>D. II, III dan IV</w:t>
       </w:r>
     </w:p>
     <w:p>
-      <w:r>
-        <w:rPr>
-          <w:b w:val="0"/>
+      <w:pPr>
+        <w:spacing w:line="276" w:lineRule="auto" w:after="120"/>
+        <w:jc w:val="left"/>
+      </w:pPr>
+      <w:r>
+        <w:rPr>
+          <w:rFonts w:ascii="Arial" w:hAnsi="Arial" w:cs="Arial"/>
+          <w:b w:val="0"/>
+          <w:color w:val="000000"/>
+          <w:sz w:val="22"/>
         </w:rPr>
         <w:t>19. Studio merancang mengadakan latihan color grading tiga hari untuk pasukan Editor di dalam bilik mesyuarat premis sendiri. Apakah SATU kelemahan tempat latihan dalaman yang dinyatakan dalam KP 5.3?</w:t>
       </w:r>
     </w:p>
     <w:p>
-      <w:r>
-        <w:rPr>
-          <w:b w:val="0"/>
+      <w:pPr>
+        <w:spacing w:line="276" w:lineRule="auto" w:after="120"/>
+        <w:jc w:val="left"/>
+      </w:pPr>
+      <w:r>
+        <w:rPr>
+          <w:rFonts w:ascii="Arial" w:hAnsi="Arial" w:cs="Arial"/>
+          <w:b w:val="0"/>
+          <w:color w:val="000000"/>
+          <w:sz w:val="22"/>
         </w:rPr>
         <w:t>A. Kos sewa tempat yang sangat tinggi</w:t>
       </w:r>
     </w:p>
     <w:p>
-      <w:r>
-        <w:rPr>
-          <w:b w:val="0"/>
+      <w:pPr>
+        <w:spacing w:line="276" w:lineRule="auto" w:after="120"/>
+        <w:jc w:val="left"/>
+      </w:pPr>
+      <w:r>
+        <w:rPr>
+          <w:rFonts w:ascii="Arial" w:hAnsi="Arial" w:cs="Arial"/>
+          <w:b w:val="0"/>
+          <w:color w:val="000000"/>
+          <w:sz w:val="22"/>
         </w:rPr>
         <w:t>B. Peserta mudah terganggu oleh tuntutan kerja harian mereka</w:t>
       </w:r>
     </w:p>
     <w:p>
-      <w:r>
-        <w:rPr>
-          <w:b w:val="0"/>
+      <w:pPr>
+        <w:spacing w:line="276" w:lineRule="auto" w:after="120"/>
+        <w:jc w:val="left"/>
+      </w:pPr>
+      <w:r>
+        <w:rPr>
+          <w:rFonts w:ascii="Arial" w:hAnsi="Arial" w:cs="Arial"/>
+          <w:b w:val="0"/>
+          <w:color w:val="000000"/>
+          <w:sz w:val="22"/>
         </w:rPr>
         <w:t>C. Peralatan tidak dibenarkan digunakan</w:t>
       </w:r>
     </w:p>
     <w:p>
-      <w:r>
-        <w:rPr>
-          <w:b w:val="0"/>
+      <w:pPr>
+        <w:spacing w:line="276" w:lineRule="auto" w:after="120"/>
+        <w:jc w:val="left"/>
+      </w:pPr>
+      <w:r>
+        <w:rPr>
+          <w:rFonts w:ascii="Arial" w:hAnsi="Arial" w:cs="Arial"/>
+          <w:b w:val="0"/>
+          <w:color w:val="000000"/>
+          <w:sz w:val="22"/>
         </w:rPr>
         <w:t>D. Lokasi terlalu jauh daripada pejabat</w:t>
       </w:r>
     </w:p>
     <w:p>
-      <w:r>
-        <w:rPr>
-          <w:b w:val="0"/>
+      <w:pPr>
+        <w:spacing w:line="276" w:lineRule="auto" w:after="120"/>
+        <w:jc w:val="left"/>
+      </w:pPr>
+      <w:r>
+        <w:rPr>
+          <w:rFonts w:ascii="Arial" w:hAnsi="Arial" w:cs="Arial"/>
+          <w:b w:val="0"/>
+          <w:color w:val="000000"/>
+          <w:sz w:val="22"/>
         </w:rPr>
         <w:t>20. Yang manakah antara berikut adalah kaedah paling popular digunakan bagi Analisis Kerja untuk jawatan pengurusan (contohnya Ketua Editor), berbanding jawatan kemahiran manual?</w:t>
       </w:r>
     </w:p>
     <w:p>
-      <w:r>
-        <w:rPr>
-          <w:b w:val="0"/>
+      <w:pPr>
+        <w:spacing w:line="276" w:lineRule="auto" w:after="120"/>
+        <w:jc w:val="left"/>
+      </w:pPr>
+      <w:r>
+        <w:rPr>
+          <w:rFonts w:ascii="Arial" w:hAnsi="Arial" w:cs="Arial"/>
+          <w:b w:val="0"/>
+          <w:color w:val="000000"/>
+          <w:sz w:val="22"/>
         </w:rPr>
         <w:t>A. Pemerhatian sahaja</w:t>
       </w:r>
     </w:p>
     <w:p>
-      <w:r>
-        <w:rPr>
-          <w:b w:val="0"/>
+      <w:pPr>
+        <w:spacing w:line="276" w:lineRule="auto" w:after="120"/>
+        <w:jc w:val="left"/>
+      </w:pPr>
+      <w:r>
+        <w:rPr>
+          <w:rFonts w:ascii="Arial" w:hAnsi="Arial" w:cs="Arial"/>
+          <w:b w:val="0"/>
+          <w:color w:val="000000"/>
+          <w:sz w:val="22"/>
         </w:rPr>
         <w:t>B. Soal selidik dan temu bual</w:t>
       </w:r>
     </w:p>
     <w:p>
-      <w:r>
-        <w:rPr>
-          <w:b w:val="0"/>
+      <w:pPr>
+        <w:spacing w:line="276" w:lineRule="auto" w:after="120"/>
+        <w:jc w:val="left"/>
+      </w:pPr>
+      <w:r>
+        <w:rPr>
+          <w:rFonts w:ascii="Arial" w:hAnsi="Arial" w:cs="Arial"/>
+          <w:b w:val="0"/>
+          <w:color w:val="000000"/>
+          <w:sz w:val="22"/>
         </w:rPr>
         <w:t>C. Rekod syarikat sahaja</w:t>
       </w:r>
     </w:p>
     <w:p>
-      <w:r>
-        <w:rPr>
-          <w:b w:val="0"/>
+      <w:pPr>
+        <w:spacing w:line="276" w:lineRule="auto" w:after="120"/>
+        <w:jc w:val="left"/>
+      </w:pPr>
+      <w:r>
+        <w:rPr>
+          <w:rFonts w:ascii="Arial" w:hAnsi="Arial" w:cs="Arial"/>
+          <w:b w:val="0"/>
+          <w:color w:val="000000"/>
+          <w:sz w:val="22"/>
         </w:rPr>
         <w:t>D. Ujian fizikal</w:t>
       </w:r>
     </w:p>
     <w:p>
-      <w:r>
-        <w:rPr>
-          <w:b w:val="0"/>
+      <w:pPr>
+        <w:spacing w:line="276" w:lineRule="auto" w:after="120"/>
+        <w:jc w:val="left"/>
+      </w:pPr>
+      <w:r>
+        <w:rPr>
+          <w:rFonts w:ascii="Arial" w:hAnsi="Arial" w:cs="Arial"/>
+          <w:b w:val="0"/>
+          <w:color w:val="000000"/>
+          <w:sz w:val="22"/>
         </w:rPr>
         <w:t>##</w:t>
       </w:r>
@@ -2374,9 +3142,9 @@
           <w:between w:space="0" w:sz="0" w:val="nil"/>
         </w:pBdr>
         <w:shd w:fill="auto" w:val="clear"/>
-        <w:spacing w:after="0" w:before="0" w:line="240" w:lineRule="auto"/>
+        <w:spacing w:after="120" w:before="120" w:line="276" w:lineRule="auto"/>
         <w:ind w:left="0" w:right="3741.7205810546875" w:firstLine="0"/>
-        <w:jc w:val="right"/>
+        <w:jc w:val="left"/>
         <w:rPr>
           <w:rFonts w:ascii="Arial" w:cs="Arial" w:eastAsia="Arial" w:hAnsi="Arial"/>
           <w:b w:val="1"/>
@@ -2394,7 +3162,7 @@
       <w:r>
         <w:rPr>
           <w:rFonts w:ascii="Arial" w:cs="Arial" w:eastAsia="Arial" w:hAnsi="Arial"/>
-          <w:b w:val="1"/>
+          <w:b/>
           <w:i w:val="0"/>
           <w:smallCaps w:val="0"/>
           <w:strike w:val="0"/>
@@ -2411,7 +3179,7 @@
       <w:r>
         <w:rPr>
           <w:rFonts w:ascii="Arial" w:cs="Arial" w:eastAsia="Arial" w:hAnsi="Arial"/>
-          <w:b w:val="1"/>
+          <w:b/>
           <w:i w:val="0"/>
           <w:smallCaps w:val="0"/>
           <w:strike w:val="0"/>
@@ -2427,102 +3195,282 @@
       </w:r>
     </w:p>
     <w:p>
-      <w:r>
+      <w:pPr>
+        <w:spacing w:line="276" w:lineRule="auto" w:after="120"/>
+        <w:jc w:val="left"/>
+      </w:pPr>
+      <w:r>
+        <w:rPr>
+          <w:rFonts w:ascii="Arial" w:hAnsi="Arial" w:cs="Arial"/>
+          <w:color w:val="000000"/>
+          <w:sz w:val="22"/>
+        </w:rPr>
         <w:t>1 A   (KP-5.1 §1.1 Definition)</w:t>
       </w:r>
     </w:p>
     <w:p>
-      <w:r>
+      <w:pPr>
+        <w:spacing w:line="276" w:lineRule="auto" w:after="120"/>
+        <w:jc w:val="left"/>
+      </w:pPr>
+      <w:r>
+        <w:rPr>
+          <w:rFonts w:ascii="Arial" w:hAnsi="Arial" w:cs="Arial"/>
+          <w:color w:val="000000"/>
+          <w:sz w:val="22"/>
+        </w:rPr>
         <w:t>2 B   (KP-5.1 §1.3–1.4 Classification/Types)</w:t>
       </w:r>
     </w:p>
     <w:p>
-      <w:r>
+      <w:pPr>
+        <w:spacing w:line="276" w:lineRule="auto" w:after="120"/>
+        <w:jc w:val="left"/>
+      </w:pPr>
+      <w:r>
+        <w:rPr>
+          <w:rFonts w:ascii="Arial" w:hAnsi="Arial" w:cs="Arial"/>
+          <w:color w:val="000000"/>
+          <w:sz w:val="22"/>
+        </w:rPr>
         <w:t>3 A   (KP-5.1 §2 Resource Deployment Procedure)</w:t>
       </w:r>
     </w:p>
     <w:p>
-      <w:r>
+      <w:pPr>
+        <w:spacing w:line="276" w:lineRule="auto" w:after="120"/>
+        <w:jc w:val="left"/>
+      </w:pPr>
+      <w:r>
+        <w:rPr>
+          <w:rFonts w:ascii="Arial" w:hAnsi="Arial" w:cs="Arial"/>
+          <w:color w:val="000000"/>
+          <w:sz w:val="22"/>
+        </w:rPr>
         <w:t>4 B   (KP-5.1 §3.1(i) How to Plan Work Execution)</w:t>
       </w:r>
     </w:p>
     <w:p>
-      <w:r>
+      <w:pPr>
+        <w:spacing w:line="276" w:lineRule="auto" w:after="120"/>
+        <w:jc w:val="left"/>
+      </w:pPr>
+      <w:r>
+        <w:rPr>
+          <w:rFonts w:ascii="Arial" w:hAnsi="Arial" w:cs="Arial"/>
+          <w:color w:val="000000"/>
+          <w:sz w:val="22"/>
+        </w:rPr>
         <w:t>5 D   (KP-5.1 §3.2 Effective Execution Decisions)</w:t>
       </w:r>
     </w:p>
     <w:p>
-      <w:r>
+      <w:pPr>
+        <w:spacing w:line="276" w:lineRule="auto" w:after="120"/>
+        <w:jc w:val="left"/>
+      </w:pPr>
+      <w:r>
+        <w:rPr>
+          <w:rFonts w:ascii="Arial" w:hAnsi="Arial" w:cs="Arial"/>
+          <w:color w:val="000000"/>
+          <w:sz w:val="22"/>
+        </w:rPr>
         <w:t>6 B   (KP-5.1 §3 Work Plan Execution)</w:t>
       </w:r>
     </w:p>
     <w:p>
-      <w:r>
+      <w:pPr>
+        <w:spacing w:line="276" w:lineRule="auto" w:after="120"/>
+        <w:jc w:val="left"/>
+      </w:pPr>
+      <w:r>
+        <w:rPr>
+          <w:rFonts w:ascii="Arial" w:hAnsi="Arial" w:cs="Arial"/>
+          <w:color w:val="000000"/>
+          <w:sz w:val="22"/>
+        </w:rPr>
         <w:t>7 B   (KP-5.2 §1.1.1 Identification of Customer Needs)</w:t>
       </w:r>
     </w:p>
     <w:p>
-      <w:r>
+      <w:pPr>
+        <w:spacing w:line="276" w:lineRule="auto" w:after="120"/>
+        <w:jc w:val="left"/>
+      </w:pPr>
+      <w:r>
+        <w:rPr>
+          <w:rFonts w:ascii="Arial" w:hAnsi="Arial" w:cs="Arial"/>
+          <w:color w:val="000000"/>
+          <w:sz w:val="22"/>
+        </w:rPr>
         <w:t>8 B   (KP-5.2 §1 (enam keperluan membeli asas))</w:t>
       </w:r>
     </w:p>
     <w:p>
-      <w:r>
+      <w:pPr>
+        <w:spacing w:line="276" w:lineRule="auto" w:after="120"/>
+        <w:jc w:val="left"/>
+      </w:pPr>
+      <w:r>
+        <w:rPr>
+          <w:rFonts w:ascii="Arial" w:hAnsi="Arial" w:cs="Arial"/>
+          <w:color w:val="000000"/>
+          <w:sz w:val="22"/>
+        </w:rPr>
         <w:t>9 B   (KP-5.2 §1 (enam keperluan membeli asas))</w:t>
       </w:r>
     </w:p>
     <w:p>
-      <w:r>
+      <w:pPr>
+        <w:spacing w:line="276" w:lineRule="auto" w:after="120"/>
+        <w:jc w:val="left"/>
+      </w:pPr>
+      <w:r>
+        <w:rPr>
+          <w:rFonts w:ascii="Arial" w:hAnsi="Arial" w:cs="Arial"/>
+          <w:color w:val="000000"/>
+          <w:sz w:val="22"/>
+        </w:rPr>
         <w:t>10 B   (KP-5.2 §2.6 Stages of Customers Expectation)</w:t>
       </w:r>
     </w:p>
     <w:p>
-      <w:r>
+      <w:pPr>
+        <w:spacing w:line="276" w:lineRule="auto" w:after="120"/>
+        <w:jc w:val="left"/>
+      </w:pPr>
+      <w:r>
+        <w:rPr>
+          <w:rFonts w:ascii="Arial" w:hAnsi="Arial" w:cs="Arial"/>
+          <w:color w:val="000000"/>
+          <w:sz w:val="22"/>
+        </w:rPr>
         <w:t>11 B   (KP-5.2 §3.1 Definition of Customers' Satisfaction)</w:t>
       </w:r>
     </w:p>
     <w:p>
-      <w:r>
+      <w:pPr>
+        <w:spacing w:line="276" w:lineRule="auto" w:after="120"/>
+        <w:jc w:val="left"/>
+      </w:pPr>
+      <w:r>
+        <w:rPr>
+          <w:rFonts w:ascii="Arial" w:hAnsi="Arial" w:cs="Arial"/>
+          <w:color w:val="000000"/>
+          <w:sz w:val="22"/>
+        </w:rPr>
         <w:t>12 C   (KP-5.2 §3.2 Importance of Customer Satisfaction)</w:t>
       </w:r>
     </w:p>
     <w:p>
-      <w:r>
+      <w:pPr>
+        <w:spacing w:line="276" w:lineRule="auto" w:after="120"/>
+        <w:jc w:val="left"/>
+      </w:pPr>
+      <w:r>
+        <w:rPr>
+          <w:rFonts w:ascii="Arial" w:hAnsi="Arial" w:cs="Arial"/>
+          <w:color w:val="000000"/>
+          <w:sz w:val="22"/>
+        </w:rPr>
         <w:t>13 A   (KP-5.3 §1 Human Resource Planning)</w:t>
       </w:r>
     </w:p>
     <w:p>
-      <w:r>
+      <w:pPr>
+        <w:spacing w:line="276" w:lineRule="auto" w:after="120"/>
+        <w:jc w:val="left"/>
+      </w:pPr>
+      <w:r>
+        <w:rPr>
+          <w:rFonts w:ascii="Arial" w:hAnsi="Arial" w:cs="Arial"/>
+          <w:color w:val="000000"/>
+          <w:sz w:val="22"/>
+        </w:rPr>
         <w:t>14 C   (KP-5.3 §1.1(iii) Resources Supply Forecasting (formula Absenteeism))</w:t>
       </w:r>
     </w:p>
     <w:p>
-      <w:r>
+      <w:pPr>
+        <w:spacing w:line="276" w:lineRule="auto" w:after="120"/>
+        <w:jc w:val="left"/>
+      </w:pPr>
+      <w:r>
+        <w:rPr>
+          <w:rFonts w:ascii="Arial" w:hAnsi="Arial" w:cs="Arial"/>
+          <w:color w:val="000000"/>
+          <w:sz w:val="22"/>
+        </w:rPr>
         <w:t>15 A   (KP-5.3 §1.2(i) Vacancy Actions → §1.3 Job Analysis → §2.1 Recruitment → §2.2 Selection (urutan bersepadu))</w:t>
       </w:r>
     </w:p>
     <w:p>
-      <w:r>
+      <w:pPr>
+        <w:spacing w:line="276" w:lineRule="auto" w:after="120"/>
+        <w:jc w:val="left"/>
+      </w:pPr>
+      <w:r>
+        <w:rPr>
+          <w:rFonts w:ascii="Arial" w:hAnsi="Arial" w:cs="Arial"/>
+          <w:color w:val="000000"/>
+          <w:sz w:val="22"/>
+        </w:rPr>
         <w:t>16 B   (KP-5.3 §1.3 Job Analysis)</w:t>
       </w:r>
     </w:p>
     <w:p>
-      <w:r>
+      <w:pPr>
+        <w:spacing w:line="276" w:lineRule="auto" w:after="120"/>
+        <w:jc w:val="left"/>
+      </w:pPr>
+      <w:r>
+        <w:rPr>
+          <w:rFonts w:ascii="Arial" w:hAnsi="Arial" w:cs="Arial"/>
+          <w:color w:val="000000"/>
+          <w:sz w:val="22"/>
+        </w:rPr>
         <w:t>17 B   (KP-5.3 §4.2 Subcontracting)</w:t>
       </w:r>
     </w:p>
     <w:p>
-      <w:r>
+      <w:pPr>
+        <w:spacing w:line="276" w:lineRule="auto" w:after="120"/>
+        <w:jc w:val="left"/>
+      </w:pPr>
+      <w:r>
+        <w:rPr>
+          <w:rFonts w:ascii="Arial" w:hAnsi="Arial" w:cs="Arial"/>
+          <w:color w:val="000000"/>
+          <w:sz w:val="22"/>
+        </w:rPr>
         <w:t>18 B   (KP-5.3 §6.2 Determining To Whom the Training Should Be Offered)</w:t>
       </w:r>
     </w:p>
     <w:p>
-      <w:r>
+      <w:pPr>
+        <w:spacing w:line="276" w:lineRule="auto" w:after="120"/>
+        <w:jc w:val="left"/>
+      </w:pPr>
+      <w:r>
+        <w:rPr>
+          <w:rFonts w:ascii="Arial" w:hAnsi="Arial" w:cs="Arial"/>
+          <w:color w:val="000000"/>
+          <w:sz w:val="22"/>
+        </w:rPr>
         <w:t>19 B   (KP-5.3 §8.3 Training Venues (kelemahan premis dalaman))</w:t>
       </w:r>
     </w:p>
     <w:p>
-      <w:r>
+      <w:pPr>
+        <w:spacing w:line="276" w:lineRule="auto" w:after="120"/>
+        <w:jc w:val="left"/>
+      </w:pPr>
+      <w:r>
+        <w:rPr>
+          <w:rFonts w:ascii="Arial" w:hAnsi="Arial" w:cs="Arial"/>
+          <w:color w:val="000000"/>
+          <w:sz w:val="22"/>
+        </w:rPr>
         <w:t>20 B   (KP-5.3 §1.3(iii) Job Analysis Process)</w:t>
       </w:r>
     </w:p>
